--- a/backend/data/corpus/DOC-20240614-140.docx
+++ b/backend/data/corpus/DOC-20240614-140.docx
@@ -63,7 +63,7 @@
           <w:b/>
           <w:sz w:val="21"/>
         </w:rPr>
-        <w:t>Silvio Barrowman, MD, Beacon Hill Neurology Associates, Providence, RI (AR)</w:t>
+        <w:t>Adaeze Brannigan, MD, Foxglove Health Neurology, Springfield, MO (RSM)</w:t>
       </w:r>
     </w:p>
     <w:p>
@@ -71,7 +71,7 @@
         <w:rPr>
           <w:sz w:val="21"/>
         </w:rPr>
-        <w:t>&gt; Caught productive window by teh scheduling desk between pts.</w:t>
+        <w:t>&gt; Stopped by in workroom for brief convo.</w:t>
       </w:r>
     </w:p>
     <w:p>
@@ -79,7 +79,7 @@
         <w:rPr>
           <w:sz w:val="21"/>
         </w:rPr>
-        <w:t>&gt; The travel schedule this year came up, adn little else.</w:t>
+        <w:t>&gt; The practice lost one of the nurse practitioners and has not backfilled, so the new-patient backlog looks better than last year.</w:t>
       </w:r>
     </w:p>
     <w:p>
@@ -87,7 +87,7 @@
         <w:rPr>
           <w:sz w:val="21"/>
         </w:rPr>
-        <w:t>&gt; Referral patterns into this clinic have changed, adn pediatric-to-adult transfers is bigger share than it was.</w:t>
+        <w:t>&gt; Asked whether I would be at meeting later this year.</w:t>
       </w:r>
     </w:p>
     <w:p>
@@ -95,7 +95,15 @@
         <w:rPr>
           <w:sz w:val="21"/>
         </w:rPr>
-        <w:t>&gt; Asked about my travel schedule, since visits keep landing on busiest clinic days.</w:t>
+        <w:t>&gt; Referenced session summary from colleague in passing.</w:t>
+      </w:r>
+    </w:p>
+    <w:p>
+      <w:r>
+        <w:rPr>
+          <w:sz w:val="21"/>
+        </w:rPr>
+        <w:t>&gt; Agreed to reconnect at f/u appt; no product discussion.</w:t>
       </w:r>
     </w:p>
     <w:p>
@@ -111,7 +119,7 @@
           <w:b/>
           <w:sz w:val="21"/>
         </w:rPr>
-        <w:t>Josefina Dellacroix, MD, Sandhill Neuroscience Center, Little Rock, AR (RSM)</w:t>
+        <w:t>Eamon Hollingsworth, MD, Silver Creek Medical Group, Fort Collins, CO (RSM)</w:t>
       </w:r>
     </w:p>
     <w:p>
@@ -119,7 +127,7 @@
         <w:rPr>
           <w:sz w:val="21"/>
         </w:rPr>
-        <w:t>&gt; The composition of refractory group has shifted over last year or two.</w:t>
+        <w:t>&gt; Caught twenty-minute window in workroom between pts.</w:t>
       </w:r>
     </w:p>
     <w:p>
@@ -127,7 +135,7 @@
         <w:rPr>
           <w:sz w:val="21"/>
         </w:rPr>
-        <w:t>&gt; Onboarding front-desk coordinator is current preoccupation here.</w:t>
+        <w:t>&gt; Left it at that, with following quarter to be scheduled.</w:t>
       </w:r>
     </w:p>
     <w:p>
@@ -135,7 +143,7 @@
         <w:rPr>
           <w:sz w:val="21"/>
         </w:rPr>
-        <w:t>&gt; Nothing actionable this visit. Safety items asked about and confirmed none.</w:t>
+        <w:t>&gt; Noted that benefit checks is handled by one person here and that this is not specific to any one product.</w:t>
       </w:r>
     </w:p>
     <w:p>
@@ -143,207 +151,7 @@
         <w:rPr>
           <w:sz w:val="21"/>
         </w:rPr>
-      </w:r>
-    </w:p>
-    <w:p>
-      <w:r>
-        <w:rPr>
-          <w:b/>
-          <w:sz w:val="21"/>
-        </w:rPr>
-        <w:t>Kenji Cavanaugh, MD, Highmoor Health Neurology, Tacoma, WA (RSM)</w:t>
-      </w:r>
-    </w:p>
-    <w:p>
-      <w:r>
-        <w:rPr>
-          <w:sz w:val="21"/>
-        </w:rPr>
-        <w:t>&gt; A fragmented meeting outside EEG suite, first one this quarter.</w:t>
-      </w:r>
-    </w:p>
-    <w:p>
-      <w:r>
-        <w:rPr>
-          <w:sz w:val="21"/>
-        </w:rPr>
-        <w:t>&gt; The composition of surgical workup list has shifted over last year or two.</w:t>
-      </w:r>
-    </w:p>
-    <w:p>
-      <w:r>
-        <w:rPr>
-          <w:sz w:val="21"/>
-        </w:rPr>
-        <w:t>&gt; Described a preference for slower titration in general, unrelated to any particular pt.</w:t>
-      </w:r>
-    </w:p>
-    <w:p>
-      <w:r>
-        <w:rPr>
-          <w:sz w:val="21"/>
-        </w:rPr>
-        <w:t>&gt; Left it at that, with follow-up appointment to be scheduled.</w:t>
-      </w:r>
-    </w:p>
-    <w:p>
-      <w:r>
-        <w:rPr>
-          <w:sz w:val="21"/>
-        </w:rPr>
-      </w:r>
-    </w:p>
-    <w:p>
-      <w:r>
-        <w:rPr>
-          <w:b/>
-          <w:sz w:val="21"/>
-        </w:rPr>
-        <w:t>Saoirse Zeitler, MD, Sandhill Neuroscience Center, Tacoma, WA (RSM)</w:t>
-      </w:r>
-    </w:p>
-    <w:p>
-      <w:r>
-        <w:rPr>
-          <w:sz w:val="21"/>
-        </w:rPr>
-        <w:t>&gt; Benefit verification is step that most often delays start here.</w:t>
-      </w:r>
-    </w:p>
-    <w:p>
-      <w:r>
-        <w:rPr>
-          <w:sz w:val="21"/>
-        </w:rPr>
-        <w:t>&gt; Referenced a guideline update discussed at journal club in passing.</w:t>
-      </w:r>
-    </w:p>
-    <w:p>
-      <w:r>
-        <w:rPr>
-          <w:sz w:val="21"/>
-        </w:rPr>
-        <w:t>&gt; The new-patient backlog looks better than last year since summer, which shapes how much time there is for anything else.</w:t>
-      </w:r>
-    </w:p>
-    <w:p>
-      <w:r>
-        <w:rPr>
-          <w:sz w:val="21"/>
-        </w:rPr>
-        <w:t>&gt; Agreed to reconnect at next visit; no materials requested.</w:t>
-      </w:r>
-    </w:p>
-    <w:p>
-      <w:r>
-        <w:rPr>
-          <w:sz w:val="21"/>
-        </w:rPr>
-      </w:r>
-    </w:p>
-    <w:p>
-      <w:r>
-        <w:rPr>
-          <w:b/>
-          <w:sz w:val="21"/>
-        </w:rPr>
-        <w:t>Quentin Lammermoor, MD, Riverstone Comprehensive Epilepsy Clinic, Boise, ID (AR)</w:t>
-      </w:r>
-    </w:p>
-    <w:p>
-      <w:r>
-        <w:rPr>
-          <w:sz w:val="21"/>
-        </w:rPr>
-        <w:t>&gt; Caught a compressed window in the conference room between pts.</w:t>
-      </w:r>
-    </w:p>
-    <w:p>
-      <w:r>
-        <w:rPr>
-          <w:sz w:val="21"/>
-        </w:rPr>
-        <w:t>&gt; Clinic throughput keeps slipping since summer, which shapes how much time there is for anything else.</w:t>
-      </w:r>
-    </w:p>
-    <w:p>
-      <w:r>
-        <w:rPr>
-          <w:sz w:val="21"/>
-        </w:rPr>
-        <w:t>&gt; Compared notes on which sessions were worth time.</w:t>
-      </w:r>
-    </w:p>
-    <w:p>
-      <w:r>
-        <w:rPr>
-          <w:sz w:val="21"/>
-        </w:rPr>
-      </w:r>
-    </w:p>
-    <w:p>
-      <w:r>
-        <w:rPr>
-          <w:b/>
-          <w:sz w:val="21"/>
-        </w:rPr>
-        <w:t>Viraj Adeyemi-Cole, MD, Thornfield Regional Epilepsy Program, Springfield, MO (RSM)</w:t>
-      </w:r>
-    </w:p>
-    <w:p>
-      <w:r>
-        <w:rPr>
-          <w:sz w:val="21"/>
-        </w:rPr>
-        <w:t>&gt; A brief convo over a quick coffee, mostly logistics.</w:t>
-      </w:r>
-    </w:p>
-    <w:p>
-      <w:r>
-        <w:rPr>
-          <w:sz w:val="21"/>
-        </w:rPr>
-        <w:t>&gt; Most of the discussion was about the prior-authorization workflow, which is being piloted this quarter.</w:t>
-      </w:r>
-    </w:p>
-    <w:p>
-      <w:r>
-        <w:rPr>
-          <w:sz w:val="21"/>
-        </w:rPr>
-        <w:t>&gt; Noted that benefit checks varies by payer and that this is not specific to any one product.</w:t>
-      </w:r>
-    </w:p>
-    <w:p>
-      <w:r>
-        <w:rPr>
-          <w:sz w:val="21"/>
-        </w:rPr>
-      </w:r>
-    </w:p>
-    <w:p>
-      <w:r>
-        <w:rPr>
-          <w:b/>
-          <w:sz w:val="21"/>
-        </w:rPr>
-        <w:t>Felicity Ashgrove, MD, Foxglove Health Neurology, Missoula, MT (RSM)</w:t>
-      </w:r>
-    </w:p>
-    <w:p>
-      <w:r>
-        <w:rPr>
-          <w:sz w:val="21"/>
-        </w:rPr>
-        <w:t>&gt; A full visit in back office; schedule was tight.</w:t>
-      </w:r>
-    </w:p>
-    <w:p>
-      <w:r>
-        <w:rPr>
-          <w:sz w:val="21"/>
-        </w:rPr>
-        <w:t>&gt; Monitoring intervals during titration are set by clinic routine here rather than by protocol.</w:t>
+        <w:t>&gt; Most of the discussion was about the new charting templates, which went live without much warning.</w:t>
       </w:r>
     </w:p>
     <w:p>
@@ -367,7 +175,7 @@
           <w:b/>
           <w:sz w:val="21"/>
         </w:rPr>
-        <w:t>Ulrike Pemberton, MD, Cedar Ridge Regional Epilepsy Program, Sioux Falls, SD (RSM)</w:t>
+        <w:t>Anouk Pemberton, MD, Windrow Neuroscience Center, Missoula, MT (RSM)</w:t>
       </w:r>
     </w:p>
     <w:p>
@@ -375,7 +183,447 @@
         <w:rPr>
           <w:sz w:val="21"/>
         </w:rPr>
-        <w:t>&gt; An unexpectedly long conversation in the reading room, mostly logistics.</w:t>
+        <w:t>&gt; Stopped by at nurses' station for a fragmented conversation.</w:t>
+      </w:r>
+    </w:p>
+    <w:p>
+      <w:r>
+        <w:rPr>
+          <w:sz w:val="21"/>
+        </w:rPr>
+        <w:t>&gt; The composition of surgical workup list has shifted over last year or two.</w:t>
+      </w:r>
+    </w:p>
+    <w:p>
+      <w:r>
+        <w:rPr>
+          <w:sz w:val="21"/>
+        </w:rPr>
+        <w:t>&gt; Asked about my travel schedule, since visits keep landing on busiest clinic days.</w:t>
+      </w:r>
+    </w:p>
+    <w:p>
+      <w:r>
+        <w:rPr>
+          <w:sz w:val="21"/>
+        </w:rPr>
+        <w:t>&gt; No product discussion this time. Asked about safety and confirmed nothing to report.</w:t>
+      </w:r>
+    </w:p>
+    <w:p>
+      <w:r>
+        <w:rPr>
+          <w:sz w:val="21"/>
+        </w:rPr>
+      </w:r>
+    </w:p>
+    <w:p>
+      <w:r>
+        <w:rPr>
+          <w:b/>
+          <w:sz w:val="21"/>
+        </w:rPr>
+        <w:t>Yannick Nakagawa, MD, Granite Bay Epilepsy Center, Toledo, OH (RSM)</w:t>
+      </w:r>
+    </w:p>
+    <w:p>
+      <w:r>
+        <w:rPr>
+          <w:sz w:val="21"/>
+        </w:rPr>
+        <w:t>&gt; A compressed meeting in back office, first one this quarter.</w:t>
+      </w:r>
+    </w:p>
+    <w:p>
+      <w:r>
+        <w:rPr>
+          <w:sz w:val="21"/>
+        </w:rPr>
+        <w:t>&gt; Described how long-standing pts is triaged now compared with before.</w:t>
+      </w:r>
+    </w:p>
+    <w:p>
+      <w:r>
+        <w:rPr>
+          <w:sz w:val="21"/>
+        </w:rPr>
+        <w:t>&gt; Asked whether I would be at meeting later this year.</w:t>
+      </w:r>
+    </w:p>
+    <w:p>
+      <w:r>
+        <w:rPr>
+          <w:sz w:val="21"/>
+        </w:rPr>
+        <w:t>&gt; Most of the discussion was about the prior-authorization workflow, which has not settled.</w:t>
+      </w:r>
+    </w:p>
+    <w:p>
+      <w:r>
+        <w:rPr>
+          <w:sz w:val="21"/>
+        </w:rPr>
+        <w:t>&gt; Described a preference for slower titration in general, unrelated to any particular pt.</w:t>
+      </w:r>
+    </w:p>
+    <w:p>
+      <w:r>
+        <w:rPr>
+          <w:sz w:val="21"/>
+        </w:rPr>
+      </w:r>
+    </w:p>
+    <w:p>
+      <w:r>
+        <w:rPr>
+          <w:b/>
+          <w:sz w:val="21"/>
+        </w:rPr>
+        <w:t>Kiara Wetherby, MD, Fox Hollow Neurology Partners, Tucson, AZ (AR)</w:t>
+      </w:r>
+    </w:p>
+    <w:p>
+      <w:r>
+        <w:rPr>
+          <w:sz w:val="21"/>
+        </w:rPr>
+        <w:t>&gt; Left it at that, with next visit to be scheduled.</w:t>
+      </w:r>
+    </w:p>
+    <w:p>
+      <w:r>
+        <w:rPr>
+          <w:sz w:val="21"/>
+        </w:rPr>
+        <w:t>&gt; Spent some time on long-standing pts and how workup decisions get sequenced.</w:t>
+      </w:r>
+    </w:p>
+    <w:p>
+      <w:r>
+        <w:rPr>
+          <w:sz w:val="21"/>
+        </w:rPr>
+        <w:t>&gt; The practice lost clinic pharmacist and has not backfilled, so routine f/u slots looks better than last year.</w:t>
+      </w:r>
+    </w:p>
+    <w:p>
+      <w:r>
+        <w:rPr>
+          <w:sz w:val="21"/>
+        </w:rPr>
+        <w:t>&gt; Described preference for slower titration in general, unrelated to any particular patient.</w:t>
+      </w:r>
+    </w:p>
+    <w:p>
+      <w:r>
+        <w:rPr>
+          <w:sz w:val="21"/>
+        </w:rPr>
+      </w:r>
+    </w:p>
+    <w:p>
+      <w:r>
+        <w:rPr>
+          <w:b/>
+          <w:sz w:val="21"/>
+        </w:rPr>
+        <w:t>Nikolai Underhill, MD, Willowmere Neuroscience Center, Bakersfield, CA (RSM)</w:t>
+      </w:r>
+    </w:p>
+    <w:p>
+      <w:r>
+        <w:rPr>
+          <w:sz w:val="21"/>
+        </w:rPr>
+        <w:t>&gt; Stopped by at the end of the clinic list for a short convo.</w:t>
+      </w:r>
+    </w:p>
+    <w:p>
+      <w:r>
+        <w:rPr>
+          <w:sz w:val="21"/>
+        </w:rPr>
+        <w:t>&gt; Onboarding the clinic pharmacist is the current preoccupation here.</w:t>
+      </w:r>
+    </w:p>
+    <w:p>
+      <w:r>
+        <w:rPr>
+          <w:sz w:val="21"/>
+        </w:rPr>
+        <w:t>&gt; Spent some time on newly referred pts and how workup decisions get sequenced.</w:t>
+      </w:r>
+    </w:p>
+    <w:p>
+      <w:r>
+        <w:rPr>
+          <w:sz w:val="21"/>
+        </w:rPr>
+        <w:t>&gt; Asked whether I had seen a review that circulated on the service; I had not, and offered nothing in return.</w:t>
+      </w:r>
+    </w:p>
+    <w:p>
+      <w:r>
+        <w:rPr>
+          <w:sz w:val="21"/>
+        </w:rPr>
+        <w:t>&gt; Asked about my travel schedule, since visits keep landing on the busiest clinic days.</w:t>
+      </w:r>
+    </w:p>
+    <w:p>
+      <w:r>
+        <w:rPr>
+          <w:sz w:val="21"/>
+        </w:rPr>
+      </w:r>
+    </w:p>
+    <w:p>
+      <w:r>
+        <w:rPr>
+          <w:b/>
+          <w:sz w:val="21"/>
+        </w:rPr>
+        <w:t>Alastair Whitmore, MD, Vantage Park Regional Epilepsy Program, Hartford, CT (AR)</w:t>
+      </w:r>
+    </w:p>
+    <w:p>
+      <w:r>
+        <w:rPr>
+          <w:sz w:val="21"/>
+        </w:rPr>
+        <w:t>&gt; The appeals process takes longer than the clinical decision, which came up as general frustration.</w:t>
+      </w:r>
+    </w:p>
+    <w:p>
+      <w:r>
+        <w:rPr>
+          <w:sz w:val="21"/>
+        </w:rPr>
+        <w:t>&gt; Most of discussion was about patient portal, which is being piloted this quarter.</w:t>
+      </w:r>
+    </w:p>
+    <w:p>
+      <w:r>
+        <w:rPr>
+          <w:sz w:val="21"/>
+        </w:rPr>
+        <w:t>&gt; Left it at that, with f/u appointment to be scheduled.</w:t>
+      </w:r>
+    </w:p>
+    <w:p>
+      <w:r>
+        <w:rPr>
+          <w:sz w:val="21"/>
+        </w:rPr>
+      </w:r>
+    </w:p>
+    <w:p>
+      <w:r>
+        <w:rPr>
+          <w:b/>
+          <w:sz w:val="21"/>
+        </w:rPr>
+        <w:t>Wilhelmina Nakagawa, MD, Ironwood Neurology Associates, Syracuse, NY (AR)</w:t>
+      </w:r>
+    </w:p>
+    <w:p>
+      <w:r>
+        <w:rPr>
+          <w:sz w:val="21"/>
+        </w:rPr>
+        <w:t>&gt; Caught an unexpectedly long window in teh reading room between patients.</w:t>
+      </w:r>
+    </w:p>
+    <w:p>
+      <w:r>
+        <w:rPr>
+          <w:sz w:val="21"/>
+        </w:rPr>
+        <w:t>&gt; The new-patient backlog is slowly recovering since teh summer, which shapes how much time there is for anything else.</w:t>
+      </w:r>
+    </w:p>
+    <w:p>
+      <w:r>
+        <w:rPr>
+          <w:sz w:val="21"/>
+        </w:rPr>
+        <w:t>&gt; Spent some time on refractory group adn how workup decisions get sequenced.</w:t>
+      </w:r>
+    </w:p>
+    <w:p>
+      <w:r>
+        <w:rPr>
+          <w:sz w:val="21"/>
+        </w:rPr>
+      </w:r>
+    </w:p>
+    <w:p>
+      <w:r>
+        <w:rPr>
+          <w:b/>
+          <w:sz w:val="21"/>
+        </w:rPr>
+        <w:t>Rohan Halloway, MD, Juniper Flats Neurology Partners, Oakland, CA (AR)</w:t>
+      </w:r>
+    </w:p>
+    <w:p>
+      <w:r>
+        <w:rPr>
+          <w:sz w:val="21"/>
+        </w:rPr>
+        <w:t>&gt; Benefit verification is the step that most often delays a start here.</w:t>
+      </w:r>
+    </w:p>
+    <w:p>
+      <w:r>
+        <w:rPr>
+          <w:sz w:val="21"/>
+        </w:rPr>
+        <w:t>&gt; The practice lost one of the nurse practitioners and has not backfilled, so the new-patient backlog looks better than last year.</w:t>
+      </w:r>
+    </w:p>
+    <w:p>
+      <w:r>
+        <w:rPr>
+          <w:sz w:val="21"/>
+        </w:rPr>
+        <w:t>&gt; Described a preference for slower titration in general, unrelated to any particular patient.</w:t>
+      </w:r>
+    </w:p>
+    <w:p>
+      <w:r>
+        <w:rPr>
+          <w:sz w:val="21"/>
+        </w:rPr>
+      </w:r>
+    </w:p>
+    <w:p>
+      <w:r>
+        <w:rPr>
+          <w:b/>
+          <w:sz w:val="21"/>
+        </w:rPr>
+        <w:t>Niamh Inverness, MD, Kestrel Comprehensive Epilepsy Clinic, Worcester, MA (RSM)</w:t>
+      </w:r>
+    </w:p>
+    <w:p>
+      <w:r>
+        <w:rPr>
+          <w:sz w:val="21"/>
+        </w:rPr>
+        <w:t>&gt; A productive convo at the end of the clinic list, mostly logistics.</w:t>
+      </w:r>
+    </w:p>
+    <w:p>
+      <w:r>
+        <w:rPr>
+          <w:sz w:val="21"/>
+        </w:rPr>
+        <w:t>&gt; Spent some time on the pediatric-to-adult transfers and how workup decisions get sequenced.</w:t>
+      </w:r>
+    </w:p>
+    <w:p>
+      <w:r>
+        <w:rPr>
+          <w:sz w:val="21"/>
+        </w:rPr>
+        <w:t>&gt; Asked whether I would be at the meeting later this year.</w:t>
+      </w:r>
+    </w:p>
+    <w:p>
+      <w:r>
+        <w:rPr>
+          <w:sz w:val="21"/>
+        </w:rPr>
+        <w:t>&gt; The practice lost epilepsy fellow and has not backfilled, so routine follow-up slots keeps slipping.</w:t>
+      </w:r>
+    </w:p>
+    <w:p>
+      <w:r>
+        <w:rPr>
+          <w:sz w:val="21"/>
+        </w:rPr>
+        <w:t>&gt; The appeals process has improved somewhat, which came up as a general frustration.</w:t>
+      </w:r>
+    </w:p>
+    <w:p>
+      <w:r>
+        <w:rPr>
+          <w:sz w:val="21"/>
+        </w:rPr>
+      </w:r>
+    </w:p>
+    <w:p>
+      <w:r>
+        <w:rPr>
+          <w:b/>
+          <w:sz w:val="21"/>
+        </w:rPr>
+        <w:t>Gemma Barrowman, MD, Ember Lake Medical Group, Santa Fe, NM (RSM)</w:t>
+      </w:r>
+    </w:p>
+    <w:p>
+      <w:r>
+        <w:rPr>
+          <w:sz w:val="21"/>
+        </w:rPr>
+        <w:t>&gt; A half-hour meeting in the reading room, first one this quarter.</w:t>
+      </w:r>
+    </w:p>
+    <w:p>
+      <w:r>
+        <w:rPr>
+          <w:sz w:val="21"/>
+        </w:rPr>
+        <w:t>&gt; Clinic throughput looks better than last year since the summer, which shapes how much time there is for anything else.</w:t>
+      </w:r>
+    </w:p>
+    <w:p>
+      <w:r>
+        <w:rPr>
+          <w:sz w:val="21"/>
+        </w:rPr>
+        <w:t>&gt; The practice lost clinic pharmacist and has not backfilled, so routine follow-up slots looks better than last year.</w:t>
+      </w:r>
+    </w:p>
+    <w:p>
+      <w:r>
+        <w:rPr>
+          <w:sz w:val="21"/>
+        </w:rPr>
+        <w:t>&gt; Monitoring intervals during titration are set by clinic routine here rather than by protocol.</w:t>
+      </w:r>
+    </w:p>
+    <w:p>
+      <w:r>
+        <w:rPr>
+          <w:sz w:val="21"/>
+        </w:rPr>
+      </w:r>
+    </w:p>
+    <w:p>
+      <w:r>
+        <w:rPr>
+          <w:b/>
+          <w:sz w:val="21"/>
+        </w:rPr>
+        <w:t>Susan Ratliff, MD, Harborlight Neurology, Portland, ME (AR)</w:t>
+      </w:r>
+    </w:p>
+    <w:p>
+      <w:r>
+        <w:rPr>
+          <w:sz w:val="21"/>
+        </w:rPr>
+        <w:t>&gt; A fragmented convo in the back office, mostly logistics.</w:t>
+      </w:r>
+    </w:p>
+    <w:p>
+      <w:r>
+        <w:rPr>
+          <w:sz w:val="21"/>
+        </w:rPr>
+        <w:t>&gt; Onboarding two medical assistants is current preoccupation here.</w:t>
       </w:r>
     </w:p>
     <w:p>
@@ -391,7 +639,7 @@
         <w:rPr>
           <w:sz w:val="21"/>
         </w:rPr>
-        <w:t>&gt; The composition of long-standing patients has shifted over last year or two.</w:t>
+        <w:t>&gt; Titration scheduling is handled by nursing staff, which the practice finds workable.</w:t>
       </w:r>
     </w:p>
     <w:p>
@@ -407,7 +655,7 @@
           <w:b/>
           <w:sz w:val="21"/>
         </w:rPr>
-        <w:t>Dagmar Harkness, MD, Bluestem Comprehensive Epilepsy Clinic, Savannah, GA (RSM)</w:t>
+        <w:t>Eloise Thackeray, MD, Alder Point Neurology Associates, Oakland, CA (RSM)</w:t>
       </w:r>
     </w:p>
     <w:p>
@@ -415,7 +663,7 @@
         <w:rPr>
           <w:sz w:val="21"/>
         </w:rPr>
-        <w:t>&gt; A full visit over a quick coffee; schedule was tight.</w:t>
+        <w:t>&gt; Titration scheduling is handled by nursing staff, which the practice finds workable.</w:t>
       </w:r>
     </w:p>
     <w:p>
@@ -423,7 +671,7 @@
         <w:rPr>
           <w:sz w:val="21"/>
         </w:rPr>
-        <w:t>&gt; Referral patterns into this clinic have changed, and surgical workup list is a bigger share than it was.</w:t>
+        <w:t>&gt; Most of the discussion was about the phone triage line, which has not settled.</w:t>
       </w:r>
     </w:p>
     <w:p>
@@ -431,7 +679,7 @@
         <w:rPr>
           <w:sz w:val="21"/>
         </w:rPr>
-        <w:t>&gt; Asked whether I had seen review that circulated on the service; I had not, and offered nothing in return.</w:t>
+        <w:t>&gt; The travel schedule this year came up, and little else.</w:t>
       </w:r>
     </w:p>
     <w:p>
@@ -439,191 +687,7 @@
         <w:rPr>
           <w:sz w:val="21"/>
         </w:rPr>
-      </w:r>
-    </w:p>
-    <w:p>
-      <w:r>
-        <w:rPr>
-          <w:b/>
-          <w:sz w:val="21"/>
-        </w:rPr>
-        <w:t>Xiomara Eversholt, MD, Juniper Flats Neurology Partners, Albany, NY (RSM)</w:t>
-      </w:r>
-    </w:p>
-    <w:p>
-      <w:r>
-        <w:rPr>
-          <w:sz w:val="21"/>
-        </w:rPr>
-        <w:t>&gt; Caught rushed window between clinic blocks between patients.</w:t>
-      </w:r>
-    </w:p>
-    <w:p>
-      <w:r>
-        <w:rPr>
-          <w:sz w:val="21"/>
-        </w:rPr>
-        <w:t>&gt; The referral queue has stretched out since summer, which shapes how much time there is for anything else.</w:t>
-      </w:r>
-    </w:p>
-    <w:p>
-      <w:r>
-        <w:rPr>
-          <w:sz w:val="21"/>
-        </w:rPr>
-        <w:t>&gt; Asked about my travel schedule, since visits keep landing on the busiest clinic days.</w:t>
-      </w:r>
-    </w:p>
-    <w:p>
-      <w:r>
-        <w:rPr>
-          <w:sz w:val="21"/>
-        </w:rPr>
-        <w:t>&gt; Talked through the surgical workup list in general terms, without any specific case.</w:t>
-      </w:r>
-    </w:p>
-    <w:p>
-      <w:r>
-        <w:rPr>
-          <w:sz w:val="21"/>
-        </w:rPr>
-        <w:t>&gt; Closed there — nothing that needed follow-up.</w:t>
-      </w:r>
-    </w:p>
-    <w:p>
-      <w:r>
-        <w:rPr>
-          <w:sz w:val="21"/>
-        </w:rPr>
-      </w:r>
-    </w:p>
-    <w:p>
-      <w:r>
-        <w:rPr>
-          <w:b/>
-          <w:sz w:val="21"/>
-        </w:rPr>
-        <w:t>Kiara Hollingsworth, MD, Riverstone Comprehensive Epilepsy Clinic, Jackson, MS (RSM)</w:t>
-      </w:r>
-    </w:p>
-    <w:p>
-      <w:r>
-        <w:rPr>
-          <w:sz w:val="21"/>
-        </w:rPr>
-        <w:t>&gt; Caught a rushed window outside the EEG suite between patients.</w:t>
-      </w:r>
-    </w:p>
-    <w:p>
-      <w:r>
-        <w:rPr>
-          <w:sz w:val="21"/>
-        </w:rPr>
-        <w:t>&gt; Closed there — no specific request.</w:t>
-      </w:r>
-    </w:p>
-    <w:p>
-      <w:r>
-        <w:rPr>
-          <w:sz w:val="21"/>
-        </w:rPr>
-        <w:t>&gt; The practice lost two medical assistants and has not backfilled, so referral queue looks better than last year.</w:t>
-      </w:r>
-    </w:p>
-    <w:p>
-      <w:r>
-        <w:rPr>
-          <w:sz w:val="21"/>
-        </w:rPr>
-        <w:t>&gt; Titration habits came up in general terms; no specifics were discussed and none were offered.</w:t>
-      </w:r>
-    </w:p>
-    <w:p>
-      <w:r>
-        <w:rPr>
-          <w:sz w:val="21"/>
-        </w:rPr>
-        <w:t>&gt; Referenced a session summary from a colleague in passing.</w:t>
-      </w:r>
-    </w:p>
-    <w:p>
-      <w:r>
-        <w:rPr>
-          <w:sz w:val="21"/>
-        </w:rPr>
-      </w:r>
-    </w:p>
-    <w:p>
-      <w:r>
-        <w:rPr>
-          <w:b/>
-          <w:sz w:val="21"/>
-        </w:rPr>
-        <w:t>Mei-Lin Tsang, MD, Bayview Epilepsy Associates, Oakland, CA (RSM)</w:t>
-      </w:r>
-    </w:p>
-    <w:p>
-      <w:r>
-        <w:rPr>
-          <w:sz w:val="21"/>
-        </w:rPr>
-        <w:t>&gt; A twenty-minute conversation in workroom, mostly logistics.</w:t>
-      </w:r>
-    </w:p>
-    <w:p>
-      <w:r>
-        <w:rPr>
-          <w:sz w:val="21"/>
-        </w:rPr>
-        <w:t>&gt; The new-pt backlog is slowly recovering since summer, which shapes how much time there is for anything else.</w:t>
-      </w:r>
-    </w:p>
-    <w:p>
-      <w:r>
-        <w:rPr>
-          <w:sz w:val="21"/>
-        </w:rPr>
-        <w:t>&gt; Mentioned review that circulated on the service but did not raise any specific finding.</w:t>
-      </w:r>
-    </w:p>
-    <w:p>
-      <w:r>
-        <w:rPr>
-          <w:sz w:val="21"/>
-        </w:rPr>
-      </w:r>
-    </w:p>
-    <w:p>
-      <w:r>
-        <w:rPr>
-          <w:b/>
-          <w:sz w:val="21"/>
-        </w:rPr>
-        <w:t>Adaeze Brannigan, MD, Foxglove Health Neurology, Springfield, MO (RSM)</w:t>
-      </w:r>
-    </w:p>
-    <w:p>
-      <w:r>
-        <w:rPr>
-          <w:sz w:val="21"/>
-        </w:rPr>
-        <w:t>&gt; Coverage paperwork takes longer than the clinical decision, which came up as general frustration.</w:t>
-      </w:r>
-    </w:p>
-    <w:p>
-      <w:r>
-        <w:rPr>
-          <w:sz w:val="21"/>
-        </w:rPr>
-        <w:t>&gt; Referenced a guideline update discussed at journal club in passing.</w:t>
-      </w:r>
-    </w:p>
-    <w:p>
-      <w:r>
-        <w:rPr>
-          <w:sz w:val="21"/>
-        </w:rPr>
-        <w:t>&gt; Referral patterns into this clinic have changed, and surgical workup list is bigger share than it was.</w:t>
+        <w:t>&gt; Referenced case series someone forwarded in passing.</w:t>
       </w:r>
     </w:p>
     <w:p>
